--- a/fra/docx/019.content.docx
+++ b/fra/docx/019.content.docx
@@ -150,26 +150,6 @@
           <w:lang w:val="fr_FR" w:bidi="fr_FR"/>
         </w:rPr>
         <w:t>V</w:t>
-      </w:r>
-      <w:r>
-        <w:rPr>
-          <w:lang w:val="fr_FR" w:bidi="fr_FR"/>
-        </w:rPr>
-      </w:r>
-    </w:p>
-    <w:p>
-      <w:pPr/>
-      <w:r>
-        <w:rPr>
-          <w:lang w:val="fr_FR" w:bidi="fr_FR"/>
-        </w:rPr>
-      </w:r>
-      <w:r>
-        <w:rPr>
-          <w:i/>
-          <w:lang w:val="fr_FR" w:bidi="fr_FR"/>
-        </w:rPr>
-        <w:t>Vivre pour Christ</w:t>
       </w:r>
       <w:r>
         <w:rPr>

--- a/fra/docx/019.content.docx
+++ b/fra/docx/019.content.docx
@@ -19,7 +19,7 @@
         <w:rPr>
           <w:lang w:val="fr_FR" w:bidi="fr_FR"/>
         </w:rPr>
-        <w:t>Resource: Study Notes - Themes (Tyndale)</w:t>
+        <w:t>Resource: Tyndale Open Study Notes</w:t>
       </w:r>
       <w:r>
         <w:rPr>
@@ -112,7 +112,7 @@
         <w:rPr>
           <w:lang w:val="fr_FR" w:bidi="fr_FR"/>
         </w:rPr>
-        <w:t>Study Notes - Themes (Tyndale)</w:t>
+        <w:t>Tyndale Open Study Notes</w:t>
       </w:r>
     </w:p>
     <w:p>

--- a/fra/docx/019.content.docx
+++ b/fra/docx/019.content.docx
@@ -19,7 +19,7 @@
         <w:rPr>
           <w:lang w:val="fr_FR" w:bidi="fr_FR"/>
         </w:rPr>
-        <w:t>Resource: Tyndale Open Study Notes</w:t>
+        <w:t>Resource: Aquifer Open Study Notes (Themes)</w:t>
       </w:r>
       <w:r>
         <w:rPr>
@@ -112,7 +112,7 @@
         <w:rPr>
           <w:lang w:val="fr_FR" w:bidi="fr_FR"/>
         </w:rPr>
-        <w:t>Tyndale Open Study Notes</w:t>
+        <w:t>Aquifer Open Study Notes (Themes)</w:t>
       </w:r>
     </w:p>
     <w:p>

--- a/fra/docx/019.content.docx
+++ b/fra/docx/019.content.docx
@@ -245,18 +245,12 @@
         </w:rPr>
         <w:t xml:space="preserve"> » (</w:t>
       </w:r>
-      <w:hyperlink r:id="rId13">
-        <w:r>
-          <w:rPr>
-            <w:lang w:val="fr_FR" w:bidi="fr_FR"/>
-          </w:rPr>
-          <w:rPr>
-            <w:color w:val="0000EE"/>
-            <w:u w:val="single"/>
-          </w:rPr>
-          <w:t>Ph 1.21</w:t>
-        </w:r>
-      </w:hyperlink>
+      <w:r>
+        <w:rPr>
+          <w:lang w:val="fr_FR" w:bidi="fr_FR"/>
+        </w:rPr>
+        <w:t>Ph 1.21</w:t>
+      </w:r>
       <w:r>
         <w:rPr>
           <w:lang w:val="fr_FR" w:bidi="fr_FR"/>
@@ -292,18 +286,12 @@
         </w:rPr>
         <w:t>Cela inclut leur salut. Ils expriment leur gratitude en consacrant leur vie à son service (</w:t>
       </w:r>
-      <w:hyperlink r:id="rId14">
-        <w:r>
-          <w:rPr>
-            <w:lang w:val="fr_FR" w:bidi="fr_FR"/>
-          </w:rPr>
-          <w:rPr>
-            <w:color w:val="0000EE"/>
-            <w:u w:val="single"/>
-          </w:rPr>
-          <w:t>Rm 12.1</w:t>
-        </w:r>
-      </w:hyperlink>
+      <w:r>
+        <w:rPr>
+          <w:lang w:val="fr_FR" w:bidi="fr_FR"/>
+        </w:rPr>
+        <w:t>Rm 12.1</w:t>
+      </w:r>
       <w:r>
         <w:rPr>
           <w:lang w:val="fr_FR" w:bidi="fr_FR"/>
@@ -335,36 +323,24 @@
         </w:rPr>
         <w:t>. Ils mettent en pratique ses enseignements. Ils comprennent qu'ils appartiennent au Seigneur et ne vivent pas seulement pour eux-mêmes (</w:t>
       </w:r>
-      <w:hyperlink r:id="rId15">
-        <w:r>
-          <w:rPr>
-            <w:lang w:val="fr_FR" w:bidi="fr_FR"/>
-          </w:rPr>
-          <w:rPr>
-            <w:color w:val="0000EE"/>
-            <w:u w:val="single"/>
-          </w:rPr>
-          <w:t>Rm 14.7–9</w:t>
-        </w:r>
-      </w:hyperlink>
+      <w:r>
+        <w:rPr>
+          <w:lang w:val="fr_FR" w:bidi="fr_FR"/>
+        </w:rPr>
+        <w:t>Rm 14.7–9</w:t>
+      </w:r>
       <w:r>
         <w:rPr>
           <w:lang w:val="fr_FR" w:bidi="fr_FR"/>
         </w:rPr>
         <w:t xml:space="preserve"> ; </w:t>
       </w:r>
-      <w:hyperlink r:id="rId16">
-        <w:r>
-          <w:rPr>
-            <w:lang w:val="fr_FR" w:bidi="fr_FR"/>
-          </w:rPr>
-          <w:rPr>
-            <w:color w:val="0000EE"/>
-            <w:u w:val="single"/>
-          </w:rPr>
-          <w:t>2Co 5.14–15</w:t>
-        </w:r>
-      </w:hyperlink>
+      <w:r>
+        <w:rPr>
+          <w:lang w:val="fr_FR" w:bidi="fr_FR"/>
+        </w:rPr>
+        <w:t>2Co 5.14–15</w:t>
+      </w:r>
       <w:r>
         <w:rPr>
           <w:lang w:val="fr_FR" w:bidi="fr_FR"/>
@@ -396,108 +372,72 @@
         </w:rPr>
         <w:t>. Ils sont « morts avec Christ » et « vivants pour Dieu en Jésus-Christ » (</w:t>
       </w:r>
-      <w:hyperlink r:id="rId17">
-        <w:r>
-          <w:rPr>
-            <w:lang w:val="fr_FR" w:bidi="fr_FR"/>
-          </w:rPr>
-          <w:rPr>
-            <w:color w:val="0000EE"/>
-            <w:u w:val="single"/>
-          </w:rPr>
-          <w:t>Rm 6.3–14</w:t>
-        </w:r>
-      </w:hyperlink>
+      <w:r>
+        <w:rPr>
+          <w:lang w:val="fr_FR" w:bidi="fr_FR"/>
+        </w:rPr>
+        <w:t>Rm 6.3–14</w:t>
+      </w:r>
       <w:r>
         <w:rPr>
           <w:lang w:val="fr_FR" w:bidi="fr_FR"/>
         </w:rPr>
         <w:t xml:space="preserve"> ; voir </w:t>
       </w:r>
-      <w:hyperlink r:id="rId18">
-        <w:r>
-          <w:rPr>
-            <w:lang w:val="fr_FR" w:bidi="fr_FR"/>
-          </w:rPr>
-          <w:rPr>
-            <w:color w:val="0000EE"/>
-            <w:u w:val="single"/>
-          </w:rPr>
-          <w:t>Ga 2.19–20</w:t>
-        </w:r>
-      </w:hyperlink>
+      <w:r>
+        <w:rPr>
+          <w:lang w:val="fr_FR" w:bidi="fr_FR"/>
+        </w:rPr>
+        <w:t>Ga 2.19–20</w:t>
+      </w:r>
       <w:r>
         <w:rPr>
           <w:lang w:val="fr_FR" w:bidi="fr_FR"/>
         </w:rPr>
         <w:t>). Ils ont une nouvelle identité en lui (</w:t>
       </w:r>
-      <w:hyperlink r:id="rId19">
-        <w:r>
-          <w:rPr>
-            <w:lang w:val="fr_FR" w:bidi="fr_FR"/>
-          </w:rPr>
-          <w:rPr>
-            <w:color w:val="0000EE"/>
-            <w:u w:val="single"/>
-          </w:rPr>
-          <w:t>Rm 8.14–17</w:t>
-        </w:r>
-      </w:hyperlink>
+      <w:r>
+        <w:rPr>
+          <w:lang w:val="fr_FR" w:bidi="fr_FR"/>
+        </w:rPr>
+        <w:t>Rm 8.14–17</w:t>
+      </w:r>
       <w:r>
         <w:rPr>
           <w:lang w:val="fr_FR" w:bidi="fr_FR"/>
         </w:rPr>
         <w:t xml:space="preserve"> ; </w:t>
       </w:r>
-      <w:hyperlink r:id="rId20">
-        <w:r>
-          <w:rPr>
-            <w:lang w:val="fr_FR" w:bidi="fr_FR"/>
-          </w:rPr>
-          <w:rPr>
-            <w:color w:val="0000EE"/>
-            <w:u w:val="single"/>
-          </w:rPr>
-          <w:t>Ep 1.11</w:t>
-        </w:r>
-      </w:hyperlink>
+      <w:r>
+        <w:rPr>
+          <w:lang w:val="fr_FR" w:bidi="fr_FR"/>
+        </w:rPr>
+        <w:t>Ep 1.11</w:t>
+      </w:r>
       <w:r>
         <w:rPr>
           <w:lang w:val="fr_FR" w:bidi="fr_FR"/>
         </w:rPr>
         <w:t xml:space="preserve">, </w:t>
       </w:r>
-      <w:hyperlink r:id="rId21">
-        <w:r>
-          <w:rPr>
-            <w:lang w:val="fr_FR" w:bidi="fr_FR"/>
-          </w:rPr>
-          <w:rPr>
-            <w:color w:val="0000EE"/>
-            <w:u w:val="single"/>
-          </w:rPr>
-          <w:t>14</w:t>
-        </w:r>
-      </w:hyperlink>
+      <w:r>
+        <w:rPr>
+          <w:lang w:val="fr_FR" w:bidi="fr_FR"/>
+        </w:rPr>
+        <w:t>14</w:t>
+      </w:r>
       <w:r>
         <w:rPr>
           <w:lang w:val="fr_FR" w:bidi="fr_FR"/>
         </w:rPr>
         <w:t xml:space="preserve"> ; </w:t>
       </w:r>
-      <w:hyperlink r:id="rId22">
-        <w:r>
-          <w:rPr>
-            <w:lang w:val="fr_FR" w:bidi="fr_FR"/>
-          </w:rPr>
-          <w:rPr>
-            <w:color w:val="0000EE"/>
-            <w:u w:val="single"/>
-          </w:rPr>
-          <w:t>Ph 3.20</w:t>
-        </w:r>
-      </w:hyperlink>
+      <w:r>
+        <w:rPr>
+          <w:lang w:val="fr_FR" w:bidi="fr_FR"/>
+        </w:rPr>
+        <w:t>Ph 3.20</w:t>
+      </w:r>
       <w:r>
         <w:rPr>
           <w:lang w:val="fr_FR" w:bidi="fr_FR"/>
@@ -529,54 +469,36 @@
         </w:rPr>
         <w:t xml:space="preserve"> Les choses du monde qui semblaient autrefois importantes perdent leur attrait. Rien ne se compare à l'immense valeur de connaître Christ (</w:t>
       </w:r>
-      <w:hyperlink r:id="rId23">
-        <w:r>
-          <w:rPr>
-            <w:lang w:val="fr_FR" w:bidi="fr_FR"/>
-          </w:rPr>
-          <w:rPr>
-            <w:color w:val="0000EE"/>
-            <w:u w:val="single"/>
-          </w:rPr>
-          <w:t>Ph 3.7–11</w:t>
-        </w:r>
-      </w:hyperlink>
+      <w:r>
+        <w:rPr>
+          <w:lang w:val="fr_FR" w:bidi="fr_FR"/>
+        </w:rPr>
+        <w:t>Ph 3.7–11</w:t>
+      </w:r>
       <w:r>
         <w:rPr>
           <w:lang w:val="fr_FR" w:bidi="fr_FR"/>
         </w:rPr>
         <w:t xml:space="preserve"> ; </w:t>
       </w:r>
-      <w:hyperlink r:id="rId24">
-        <w:r>
-          <w:rPr>
-            <w:lang w:val="fr_FR" w:bidi="fr_FR"/>
-          </w:rPr>
-          <w:rPr>
-            <w:color w:val="0000EE"/>
-            <w:u w:val="single"/>
-          </w:rPr>
-          <w:t>Ep 1.3–3.21</w:t>
-        </w:r>
-      </w:hyperlink>
+      <w:r>
+        <w:rPr>
+          <w:lang w:val="fr_FR" w:bidi="fr_FR"/>
+        </w:rPr>
+        <w:t>Ep 1.3–3.21</w:t>
+      </w:r>
       <w:r>
         <w:rPr>
           <w:lang w:val="fr_FR" w:bidi="fr_FR"/>
         </w:rPr>
         <w:t xml:space="preserve"> ; </w:t>
       </w:r>
-      <w:hyperlink r:id="rId25">
-        <w:r>
-          <w:rPr>
-            <w:lang w:val="fr_FR" w:bidi="fr_FR"/>
-          </w:rPr>
-          <w:rPr>
-            <w:color w:val="0000EE"/>
-            <w:u w:val="single"/>
-          </w:rPr>
-          <w:t>Col 1.15–3.4</w:t>
-        </w:r>
-      </w:hyperlink>
+      <w:r>
+        <w:rPr>
+          <w:lang w:val="fr_FR" w:bidi="fr_FR"/>
+        </w:rPr>
+        <w:t>Col 1.15–3.4</w:t>
+      </w:r>
       <w:r>
         <w:rPr>
           <w:lang w:val="fr_FR" w:bidi="fr_FR"/>
@@ -606,216 +528,144 @@
           <w:lang w:val="fr_FR" w:bidi="fr_FR"/>
         </w:rPr>
       </w:r>
-      <w:hyperlink r:id="rId17">
-        <w:r>
-          <w:rPr>
-            <w:lang w:val="fr_FR" w:bidi="fr_FR"/>
-          </w:rPr>
-          <w:rPr>
-            <w:color w:val="0000EE"/>
-            <w:u w:val="single"/>
-          </w:rPr>
-          <w:t>Romains 6.3–14</w:t>
-        </w:r>
-      </w:hyperlink>
+      <w:r>
+        <w:rPr>
+          <w:lang w:val="fr_FR" w:bidi="fr_FR"/>
+        </w:rPr>
+        <w:t>Romains 6.3–14</w:t>
+      </w:r>
       <w:r>
         <w:rPr>
           <w:lang w:val="fr_FR" w:bidi="fr_FR"/>
         </w:rPr>
         <w:t xml:space="preserve"> ; </w:t>
       </w:r>
-      <w:hyperlink r:id="rId19">
-        <w:r>
-          <w:rPr>
-            <w:lang w:val="fr_FR" w:bidi="fr_FR"/>
-          </w:rPr>
-          <w:rPr>
-            <w:color w:val="0000EE"/>
-            <w:u w:val="single"/>
-          </w:rPr>
-          <w:t>8.14–17</w:t>
-        </w:r>
-      </w:hyperlink>
+      <w:r>
+        <w:rPr>
+          <w:lang w:val="fr_FR" w:bidi="fr_FR"/>
+        </w:rPr>
+        <w:t>8.14–17</w:t>
+      </w:r>
       <w:r>
         <w:rPr>
           <w:lang w:val="fr_FR" w:bidi="fr_FR"/>
         </w:rPr>
         <w:t xml:space="preserve"> ; </w:t>
       </w:r>
-      <w:hyperlink r:id="rId14">
-        <w:r>
-          <w:rPr>
-            <w:lang w:val="fr_FR" w:bidi="fr_FR"/>
-          </w:rPr>
-          <w:rPr>
-            <w:color w:val="0000EE"/>
-            <w:u w:val="single"/>
-          </w:rPr>
-          <w:t>12.1</w:t>
-        </w:r>
-      </w:hyperlink>
+      <w:r>
+        <w:rPr>
+          <w:lang w:val="fr_FR" w:bidi="fr_FR"/>
+        </w:rPr>
+        <w:t>12.1</w:t>
+      </w:r>
       <w:r>
         <w:rPr>
           <w:lang w:val="fr_FR" w:bidi="fr_FR"/>
         </w:rPr>
         <w:t xml:space="preserve"> ; </w:t>
       </w:r>
-      <w:hyperlink r:id="rId15">
-        <w:r>
-          <w:rPr>
-            <w:lang w:val="fr_FR" w:bidi="fr_FR"/>
-          </w:rPr>
-          <w:rPr>
-            <w:color w:val="0000EE"/>
-            <w:u w:val="single"/>
-          </w:rPr>
-          <w:t>14.7–9</w:t>
-        </w:r>
-      </w:hyperlink>
+      <w:r>
+        <w:rPr>
+          <w:lang w:val="fr_FR" w:bidi="fr_FR"/>
+        </w:rPr>
+        <w:t>14.7–9</w:t>
+      </w:r>
       <w:r>
         <w:rPr>
           <w:lang w:val="fr_FR" w:bidi="fr_FR"/>
         </w:rPr>
         <w:t xml:space="preserve"> ; </w:t>
       </w:r>
-      <w:hyperlink r:id="rId26">
-        <w:r>
-          <w:rPr>
-            <w:lang w:val="fr_FR" w:bidi="fr_FR"/>
-          </w:rPr>
-          <w:rPr>
-            <w:color w:val="0000EE"/>
-            <w:u w:val="single"/>
-          </w:rPr>
-          <w:t>1 Corinthiens 6.19</w:t>
-        </w:r>
-      </w:hyperlink>
+      <w:r>
+        <w:rPr>
+          <w:lang w:val="fr_FR" w:bidi="fr_FR"/>
+        </w:rPr>
+        <w:t>1 Corinthiens 6.19</w:t>
+      </w:r>
       <w:r>
         <w:rPr>
           <w:lang w:val="fr_FR" w:bidi="fr_FR"/>
         </w:rPr>
         <w:t xml:space="preserve"> ; </w:t>
       </w:r>
-      <w:hyperlink r:id="rId16">
-        <w:r>
-          <w:rPr>
-            <w:lang w:val="fr_FR" w:bidi="fr_FR"/>
-          </w:rPr>
-          <w:rPr>
-            <w:color w:val="0000EE"/>
-            <w:u w:val="single"/>
-          </w:rPr>
-          <w:t>2 Corinthiens 5.14–15</w:t>
-        </w:r>
-      </w:hyperlink>
+      <w:r>
+        <w:rPr>
+          <w:lang w:val="fr_FR" w:bidi="fr_FR"/>
+        </w:rPr>
+        <w:t>2 Corinthiens 5.14–15</w:t>
+      </w:r>
       <w:r>
         <w:rPr>
           <w:lang w:val="fr_FR" w:bidi="fr_FR"/>
         </w:rPr>
         <w:t xml:space="preserve"> ; </w:t>
       </w:r>
-      <w:hyperlink r:id="rId18">
-        <w:r>
-          <w:rPr>
-            <w:lang w:val="fr_FR" w:bidi="fr_FR"/>
-          </w:rPr>
-          <w:rPr>
-            <w:color w:val="0000EE"/>
-            <w:u w:val="single"/>
-          </w:rPr>
-          <w:t>Galates 2.19–20</w:t>
-        </w:r>
-      </w:hyperlink>
+      <w:r>
+        <w:rPr>
+          <w:lang w:val="fr_FR" w:bidi="fr_FR"/>
+        </w:rPr>
+        <w:t>Galates 2.19–20</w:t>
+      </w:r>
       <w:r>
         <w:rPr>
           <w:lang w:val="fr_FR" w:bidi="fr_FR"/>
         </w:rPr>
         <w:t xml:space="preserve"> ; </w:t>
       </w:r>
-      <w:hyperlink r:id="rId20">
-        <w:r>
-          <w:rPr>
-            <w:lang w:val="fr_FR" w:bidi="fr_FR"/>
-          </w:rPr>
-          <w:rPr>
-            <w:color w:val="0000EE"/>
-            <w:u w:val="single"/>
-          </w:rPr>
-          <w:t>Éphésiens 1.11</w:t>
-        </w:r>
-      </w:hyperlink>
+      <w:r>
+        <w:rPr>
+          <w:lang w:val="fr_FR" w:bidi="fr_FR"/>
+        </w:rPr>
+        <w:t>Éphésiens 1.11</w:t>
+      </w:r>
       <w:r>
         <w:rPr>
           <w:lang w:val="fr_FR" w:bidi="fr_FR"/>
         </w:rPr>
         <w:t xml:space="preserve">, </w:t>
       </w:r>
-      <w:hyperlink r:id="rId21">
-        <w:r>
-          <w:rPr>
-            <w:lang w:val="fr_FR" w:bidi="fr_FR"/>
-          </w:rPr>
-          <w:rPr>
-            <w:color w:val="0000EE"/>
-            <w:u w:val="single"/>
-          </w:rPr>
-          <w:t>14</w:t>
-        </w:r>
-      </w:hyperlink>
+      <w:r>
+        <w:rPr>
+          <w:lang w:val="fr_FR" w:bidi="fr_FR"/>
+        </w:rPr>
+        <w:t>14</w:t>
+      </w:r>
       <w:r>
         <w:rPr>
           <w:lang w:val="fr_FR" w:bidi="fr_FR"/>
         </w:rPr>
         <w:t xml:space="preserve"> ; </w:t>
       </w:r>
-      <w:hyperlink r:id="rId13">
-        <w:r>
-          <w:rPr>
-            <w:lang w:val="fr_FR" w:bidi="fr_FR"/>
-          </w:rPr>
-          <w:rPr>
-            <w:color w:val="0000EE"/>
-            <w:u w:val="single"/>
-          </w:rPr>
-          <w:t>Philippiens 1.21</w:t>
-        </w:r>
-      </w:hyperlink>
+      <w:r>
+        <w:rPr>
+          <w:lang w:val="fr_FR" w:bidi="fr_FR"/>
+        </w:rPr>
+        <w:t>Philippiens 1.21</w:t>
+      </w:r>
       <w:r>
         <w:rPr>
           <w:lang w:val="fr_FR" w:bidi="fr_FR"/>
         </w:rPr>
         <w:t xml:space="preserve"> ; </w:t>
       </w:r>
-      <w:hyperlink r:id="rId23">
-        <w:r>
-          <w:rPr>
-            <w:lang w:val="fr_FR" w:bidi="fr_FR"/>
-          </w:rPr>
-          <w:rPr>
-            <w:color w:val="0000EE"/>
-            <w:u w:val="single"/>
-          </w:rPr>
-          <w:t>3.7–11</w:t>
-        </w:r>
-      </w:hyperlink>
+      <w:r>
+        <w:rPr>
+          <w:lang w:val="fr_FR" w:bidi="fr_FR"/>
+        </w:rPr>
+        <w:t>3.7–11</w:t>
+      </w:r>
       <w:r>
         <w:rPr>
           <w:lang w:val="fr_FR" w:bidi="fr_FR"/>
         </w:rPr>
         <w:t xml:space="preserve">, </w:t>
       </w:r>
-      <w:hyperlink r:id="rId22">
-        <w:r>
-          <w:rPr>
-            <w:lang w:val="fr_FR" w:bidi="fr_FR"/>
-          </w:rPr>
-          <w:rPr>
-            <w:color w:val="0000EE"/>
-            <w:u w:val="single"/>
-          </w:rPr>
-          <w:t>20</w:t>
-        </w:r>
-      </w:hyperlink>
+      <w:r>
+        <w:rPr>
+          <w:lang w:val="fr_FR" w:bidi="fr_FR"/>
+        </w:rPr>
+        <w:t>20</w:t>
+      </w:r>
       <w:r>
         <w:rPr>
           <w:lang w:val="fr_FR" w:bidi="fr_FR"/>
